--- a/klagomål/S 3124-2023 FSC-klagomål.docx
+++ b/klagomål/S 3124-2023 FSC-klagomål.docx
@@ -817,7 +817,7 @@
     <w:r>
       <w:tab/>
       <w:tab/>
-      <w:t>2026-07-13</w:t>
+      <w:t>2026-07-14</w:t>
       <w:br/>
       <w:br/>
     </w:r>

--- a/klagomål/S 3124-2023 FSC-klagomål.docx
+++ b/klagomål/S 3124-2023 FSC-klagomål.docx
@@ -817,7 +817,7 @@
     <w:r>
       <w:tab/>
       <w:tab/>
-      <w:t>2026-07-14</w:t>
+      <w:t>2026-07-15</w:t>
       <w:br/>
       <w:br/>
     </w:r>

--- a/klagomål/S 3124-2023 FSC-klagomål.docx
+++ b/klagomål/S 3124-2023 FSC-klagomål.docx
@@ -817,7 +817,7 @@
     <w:r>
       <w:tab/>
       <w:tab/>
-      <w:t>2026-07-15</w:t>
+      <w:t>2026-07-16</w:t>
       <w:br/>
       <w:br/>
     </w:r>

--- a/klagomål/S 3124-2023 FSC-klagomål.docx
+++ b/klagomål/S 3124-2023 FSC-klagomål.docx
@@ -817,7 +817,7 @@
     <w:r>
       <w:tab/>
       <w:tab/>
-      <w:t>2026-07-16</w:t>
+      <w:t>2026-07-17</w:t>
       <w:br/>
       <w:br/>
     </w:r>

--- a/klagomål/S 3124-2023 FSC-klagomål.docx
+++ b/klagomål/S 3124-2023 FSC-klagomål.docx
@@ -817,7 +817,7 @@
     <w:r>
       <w:tab/>
       <w:tab/>
-      <w:t>2026-07-17</w:t>
+      <w:t>2026-07-18</w:t>
       <w:br/>
       <w:br/>
     </w:r>

--- a/klagomål/S 3124-2023 FSC-klagomål.docx
+++ b/klagomål/S 3124-2023 FSC-klagomål.docx
@@ -817,7 +817,7 @@
     <w:r>
       <w:tab/>
       <w:tab/>
-      <w:t>2026-07-18</w:t>
+      <w:t>2026-07-19</w:t>
       <w:br/>
       <w:br/>
     </w:r>

--- a/klagomål/S 3124-2023 FSC-klagomål.docx
+++ b/klagomål/S 3124-2023 FSC-klagomål.docx
@@ -817,7 +817,7 @@
     <w:r>
       <w:tab/>
       <w:tab/>
-      <w:t>2026-07-19</w:t>
+      <w:t>2026-07-20</w:t>
       <w:br/>
       <w:br/>
     </w:r>

--- a/klagomål/S 3124-2023 FSC-klagomål.docx
+++ b/klagomål/S 3124-2023 FSC-klagomål.docx
@@ -221,7 +221,7 @@
     </w:p>
     <w:p>
       <w:r>
-        <w:t>I och inom 25 meter från samrådsanmälan finns fynd av 21 naturvårdsarter, varav 7 är rödlistade, 18 är fridlysta, 1 är typisk (T) och 3 är signalarter (S): gråtrut (VU, §4), grönsångare (NT, §4), gulsparv (NT, §4), majviva (NT), rödvingetrast (NT, §4), solvända (NT), önästing (NT), flugblomster (S, §8), korallrot (S, T, §8), tvåblad (S, §8), dvärgpipistrell (§4a), grönsiska (§4), kråka (§4), kungsfågel (§4), svartvit flugsnappare (§4), vattenfladdermus (§4a), brudsporre (§8), johannesnycklar (§8), kärrknipprot (§8), nattviol (§8) och vanliga ängsnycklar (§8). Se Figur 1.</w:t>
+        <w:t>I och inom 25 meter från samrådsanmälan finns fynd av 22 naturvårdsarter, varav 7 är rödlistade, 18 är fridlysta, 1 är typisk (T) och 4 är signalarter (S): gråtrut (VU, §4), grönsångare (NT, §4), gulsparv (NT, §4), majviva (NT), rödvingetrast (NT, §4), solvända (NT), önästing (NT), flugblomster (S, §8), kalktallört (S), korallrot (S, T, §8), tvåblad (S, §8), dvärgpipistrell (§4a), grönsiska (§4), kråka (§4), kungsfågel (§4), svartvit flugsnappare (§4), vattenfladdermus (§4a), brudsporre (§8), johannesnycklar (§8), kärrknipprot (§8), nattviol (§8) och vanliga ängsnycklar (§8). Se Figur 1.</w:t>
       </w:r>
     </w:p>
     <w:p>
@@ -435,7 +435,7 @@
         <w:rPr>
           <w:i/>
         </w:rPr>
-        <w:t>I det samrådsanmälda skogsområdet har 21 naturvårdsarter varav 7 rödlistade arter sina livsmiljöer och växtplatser.</w:t>
+        <w:t>I det samrådsanmälda skogsområdet har 22 naturvårdsarter varav 7 rödlistade arter sina livsmiljöer och växtplatser.</w:t>
       </w:r>
     </w:p>
     <w:p>
@@ -817,7 +817,7 @@
     <w:r>
       <w:tab/>
       <w:tab/>
-      <w:t>2026-07-20</w:t>
+      <w:t>2026-07-21</w:t>
       <w:br/>
       <w:br/>
     </w:r>

--- a/klagomål/S 3124-2023 FSC-klagomål.docx
+++ b/klagomål/S 3124-2023 FSC-klagomål.docx
@@ -817,7 +817,7 @@
     <w:r>
       <w:tab/>
       <w:tab/>
-      <w:t>2026-07-21</w:t>
+      <w:t>2026-07-22</w:t>
       <w:br/>
       <w:br/>
     </w:r>

--- a/klagomål/S 3124-2023 FSC-klagomål.docx
+++ b/klagomål/S 3124-2023 FSC-klagomål.docx
@@ -817,7 +817,7 @@
     <w:r>
       <w:tab/>
       <w:tab/>
-      <w:t>2026-07-22</w:t>
+      <w:t>2026-07-23</w:t>
       <w:br/>
       <w:br/>
     </w:r>

--- a/klagomål/S 3124-2023 FSC-klagomål.docx
+++ b/klagomål/S 3124-2023 FSC-klagomål.docx
@@ -817,7 +817,7 @@
     <w:r>
       <w:tab/>
       <w:tab/>
-      <w:t>2026-07-23</w:t>
+      <w:t>2026-07-24</w:t>
       <w:br/>
       <w:br/>
     </w:r>

--- a/klagomål/S 3124-2023 FSC-klagomål.docx
+++ b/klagomål/S 3124-2023 FSC-klagomål.docx
@@ -817,7 +817,7 @@
     <w:r>
       <w:tab/>
       <w:tab/>
-      <w:t>2026-07-24</w:t>
+      <w:t>2026-07-25</w:t>
       <w:br/>
       <w:br/>
     </w:r>

--- a/klagomål/S 3124-2023 FSC-klagomål.docx
+++ b/klagomål/S 3124-2023 FSC-klagomål.docx
@@ -817,7 +817,7 @@
     <w:r>
       <w:tab/>
       <w:tab/>
-      <w:t>2026-07-25</w:t>
+      <w:t>2026-07-26</w:t>
       <w:br/>
       <w:br/>
     </w:r>

--- a/klagomål/S 3124-2023 FSC-klagomål.docx
+++ b/klagomål/S 3124-2023 FSC-klagomål.docx
@@ -817,7 +817,7 @@
     <w:r>
       <w:tab/>
       <w:tab/>
-      <w:t>2026-07-26</w:t>
+      <w:t>2026-07-27</w:t>
       <w:br/>
       <w:br/>
     </w:r>

--- a/klagomål/S 3124-2023 FSC-klagomål.docx
+++ b/klagomål/S 3124-2023 FSC-klagomål.docx
@@ -817,7 +817,7 @@
     <w:r>
       <w:tab/>
       <w:tab/>
-      <w:t>2026-07-27</w:t>
+      <w:t>2026-07-28</w:t>
       <w:br/>
       <w:br/>
     </w:r>

--- a/klagomål/S 3124-2023 FSC-klagomål.docx
+++ b/klagomål/S 3124-2023 FSC-klagomål.docx
@@ -817,7 +817,7 @@
     <w:r>
       <w:tab/>
       <w:tab/>
-      <w:t>2026-07-28</w:t>
+      <w:t>2026-07-29</w:t>
       <w:br/>
       <w:br/>
     </w:r>

--- a/klagomål/S 3124-2023 FSC-klagomål.docx
+++ b/klagomål/S 3124-2023 FSC-klagomål.docx
@@ -817,7 +817,7 @@
     <w:r>
       <w:tab/>
       <w:tab/>
-      <w:t>2026-07-29</w:t>
+      <w:t>2026-07-30</w:t>
       <w:br/>
       <w:br/>
     </w:r>

--- a/klagomål/S 3124-2023 FSC-klagomål.docx
+++ b/klagomål/S 3124-2023 FSC-klagomål.docx
@@ -817,7 +817,7 @@
     <w:r>
       <w:tab/>
       <w:tab/>
-      <w:t>2026-07-30</w:t>
+      <w:t>2026-07-31</w:t>
       <w:br/>
       <w:br/>
     </w:r>

--- a/klagomål/S 3124-2023 FSC-klagomål.docx
+++ b/klagomål/S 3124-2023 FSC-klagomål.docx
@@ -817,7 +817,7 @@
     <w:r>
       <w:tab/>
       <w:tab/>
-      <w:t>2026-07-31</w:t>
+      <w:t>2026-08-01</w:t>
       <w:br/>
       <w:br/>
     </w:r>

--- a/klagomål/S 3124-2023 FSC-klagomål.docx
+++ b/klagomål/S 3124-2023 FSC-klagomål.docx
@@ -817,7 +817,7 @@
     <w:r>
       <w:tab/>
       <w:tab/>
-      <w:t>2026-08-01</w:t>
+      <w:t>2026-08-02</w:t>
       <w:br/>
       <w:br/>
     </w:r>

--- a/klagomål/S 3124-2023 FSC-klagomål.docx
+++ b/klagomål/S 3124-2023 FSC-klagomål.docx
@@ -817,7 +817,7 @@
     <w:r>
       <w:tab/>
       <w:tab/>
-      <w:t>2026-08-02</w:t>
+      <w:t>2026-08-03</w:t>
       <w:br/>
       <w:br/>
     </w:r>

--- a/klagomål/S 3124-2023 FSC-klagomål.docx
+++ b/klagomål/S 3124-2023 FSC-klagomål.docx
@@ -817,7 +817,7 @@
     <w:r>
       <w:tab/>
       <w:tab/>
-      <w:t>2026-08-03</w:t>
+      <w:t>2026-08-05</w:t>
       <w:br/>
       <w:br/>
     </w:r>

--- a/klagomål/S 3124-2023 FSC-klagomål.docx
+++ b/klagomål/S 3124-2023 FSC-klagomål.docx
@@ -817,7 +817,7 @@
     <w:r>
       <w:tab/>
       <w:tab/>
-      <w:t>2026-08-05</w:t>
+      <w:t>2026-08-07</w:t>
       <w:br/>
       <w:br/>
     </w:r>

--- a/klagomål/S 3124-2023 FSC-klagomål.docx
+++ b/klagomål/S 3124-2023 FSC-klagomål.docx
@@ -817,7 +817,7 @@
     <w:r>
       <w:tab/>
       <w:tab/>
-      <w:t>2026-08-07</w:t>
+      <w:t>2026-08-08</w:t>
       <w:br/>
       <w:br/>
     </w:r>

--- a/klagomål/S 3124-2023 FSC-klagomål.docx
+++ b/klagomål/S 3124-2023 FSC-klagomål.docx
@@ -216,12 +216,12 @@
         <w:spacing w:after="240"/>
       </w:pPr>
       <w:r>
-        <w:t>Figur 1. Fyndplatser för naturvårdsarter i och inom 25 meter från samrådsanmälan. Markörer utan svart kant är placerade på fyndplatsen. Markörer med svart kant är placerade vid sidan av fyndplatsen har ett svart streck som visar fyndplatsens exakta position. Kartans mittpunktskoordinat är N 6694742, E 677318 i SWEREF 99 TM.</w:t>
+        <w:t>Figur 1. Fyndplatser för naturvårdsarter i och inom 25 meter från samrådsanmälan. Markörer utan svart kant är placerade på fyndplatsen. Markörer med svart kant är placerade vid sidan av fyndplatsen och har ett svart streck som visar fyndplatsens exakta position. Kartans mittpunktskoordinat är N 6694742, E 677318 i SWEREF 99 TM.</w:t>
       </w:r>
     </w:p>
     <w:p>
       <w:r>
-        <w:t>I och inom 25 meter från samrådsanmälan finns fynd av 21 naturvårdsarter, varav 7 är rödlistade, 18 är fridlysta, 1 är typisk (T) och 3 är signalarter (S): gråtrut (VU, §4), grönsångare (NT, §4), gulsparv (NT, §4), majviva (NT), rödvingetrast (NT, §4), solvända (NT), önästing (NT), flugblomster (S, §8), korallrot (S, T, §8), tvåblad (S, §8), dvärgpipistrell (§4a), grönsiska (§4), kråka (§4), kungsfågel (§4), svartvit flugsnappare (§4), vattenfladdermus (§4a), brudsporre (§8), johannesnycklar (§8), kärrknipprot (§8), nattviol (§8) och vanliga ängsnycklar (§8). Se Figur 1.</w:t>
+        <w:t>I och inom 25 meter från samrådsanmälan finns fynd av 22 naturvårdsarter, varav 7 är rödlistade, 18 är fridlysta, 1 är typisk (T) och 4 är signalarter (S): gråtrut (VU, §4), grönsångare (NT, §4), gulsparv (NT, §4), majviva (NT), rödvingetrast (NT, §4), solvända (NT), önästing (NT), flugblomster (S, §8), kalktallört (S), korallrot (S, T, §8), tvåblad (S, §8), dvärgpipistrell (§4a), grönsiska (§4), kråka (§4), kungsfågel (§4), svartvit flugsnappare (§4), vattenfladdermus (§4a), brudsporre (§8), johannesnycklar (§8), kärrknipprot (§8), nattviol (§8) och vanliga ängsnycklar (§8). Se Figur 1.</w:t>
       </w:r>
     </w:p>
     <w:p>
@@ -435,7 +435,7 @@
         <w:rPr>
           <w:i/>
         </w:rPr>
-        <w:t>I det samrådsanmälda skogsområdet har 21 naturvårdsarter varav 7 rödlistade arter sina livsmiljöer och växtplatser.</w:t>
+        <w:t>I det samrådsanmälda skogsområdet har 22 naturvårdsarter varav 7 rödlistade arter sina livsmiljöer och växtplatser.</w:t>
       </w:r>
     </w:p>
     <w:p>
@@ -817,7 +817,7 @@
     <w:r>
       <w:tab/>
       <w:tab/>
-      <w:t>2026-08-14</w:t>
+      <w:t>2026-08-15</w:t>
       <w:br/>
       <w:br/>
     </w:r>

--- a/klagomål/S 3124-2023 FSC-klagomål.docx
+++ b/klagomål/S 3124-2023 FSC-klagomål.docx
@@ -817,7 +817,7 @@
     <w:r>
       <w:tab/>
       <w:tab/>
-      <w:t>2026-08-15</w:t>
+      <w:t>2026-08-16</w:t>
       <w:br/>
       <w:br/>
     </w:r>

--- a/klagomål/S 3124-2023 FSC-klagomål.docx
+++ b/klagomål/S 3124-2023 FSC-klagomål.docx
@@ -817,7 +817,7 @@
     <w:r>
       <w:tab/>
       <w:tab/>
-      <w:t>2026-08-16</w:t>
+      <w:t>2026-08-17</w:t>
       <w:br/>
       <w:br/>
     </w:r>

--- a/klagomål/S 3124-2023 FSC-klagomål.docx
+++ b/klagomål/S 3124-2023 FSC-klagomål.docx
@@ -817,7 +817,7 @@
     <w:r>
       <w:tab/>
       <w:tab/>
-      <w:t>2026-08-17</w:t>
+      <w:t>2026-08-18</w:t>
       <w:br/>
       <w:br/>
     </w:r>

--- a/klagomål/S 3124-2023 FSC-klagomål.docx
+++ b/klagomål/S 3124-2023 FSC-klagomål.docx
@@ -817,7 +817,7 @@
     <w:r>
       <w:tab/>
       <w:tab/>
-      <w:t>2026-08-18</w:t>
+      <w:t>2026-08-19</w:t>
       <w:br/>
       <w:br/>
     </w:r>

--- a/klagomål/S 3124-2023 FSC-klagomål.docx
+++ b/klagomål/S 3124-2023 FSC-klagomål.docx
@@ -817,7 +817,7 @@
     <w:r>
       <w:tab/>
       <w:tab/>
-      <w:t>2026-08-19</w:t>
+      <w:t>2026-08-20</w:t>
       <w:br/>
       <w:br/>
     </w:r>

--- a/klagomål/S 3124-2023 FSC-klagomål.docx
+++ b/klagomål/S 3124-2023 FSC-klagomål.docx
@@ -817,7 +817,7 @@
     <w:r>
       <w:tab/>
       <w:tab/>
-      <w:t>2026-08-20</w:t>
+      <w:t>2026-08-21</w:t>
       <w:br/>
       <w:br/>
     </w:r>

--- a/klagomål/S 3124-2023 FSC-klagomål.docx
+++ b/klagomål/S 3124-2023 FSC-klagomål.docx
@@ -817,7 +817,7 @@
     <w:r>
       <w:tab/>
       <w:tab/>
-      <w:t>2026-08-21</w:t>
+      <w:t>2026-08-22</w:t>
       <w:br/>
       <w:br/>
     </w:r>

--- a/klagomål/S 3124-2023 FSC-klagomål.docx
+++ b/klagomål/S 3124-2023 FSC-klagomål.docx
@@ -817,7 +817,7 @@
     <w:r>
       <w:tab/>
       <w:tab/>
-      <w:t>2026-08-22</w:t>
+      <w:t>2026-08-23</w:t>
       <w:br/>
       <w:br/>
     </w:r>

--- a/klagomål/S 3124-2023 FSC-klagomål.docx
+++ b/klagomål/S 3124-2023 FSC-klagomål.docx
@@ -817,7 +817,7 @@
     <w:r>
       <w:tab/>
       <w:tab/>
-      <w:t>2026-08-23</w:t>
+      <w:t>2026-08-24</w:t>
       <w:br/>
       <w:br/>
     </w:r>

--- a/klagomål/S 3124-2023 FSC-klagomål.docx
+++ b/klagomål/S 3124-2023 FSC-klagomål.docx
@@ -817,7 +817,7 @@
     <w:r>
       <w:tab/>
       <w:tab/>
-      <w:t>2026-08-24</w:t>
+      <w:t>2026-08-25</w:t>
       <w:br/>
       <w:br/>
     </w:r>

--- a/klagomål/S 3124-2023 FSC-klagomål.docx
+++ b/klagomål/S 3124-2023 FSC-klagomål.docx
@@ -817,7 +817,7 @@
     <w:r>
       <w:tab/>
       <w:tab/>
-      <w:t>2026-08-25</w:t>
+      <w:t>2026-08-26</w:t>
       <w:br/>
       <w:br/>
     </w:r>

--- a/klagomål/S 3124-2023 FSC-klagomål.docx
+++ b/klagomål/S 3124-2023 FSC-klagomål.docx
@@ -817,7 +817,7 @@
     <w:r>
       <w:tab/>
       <w:tab/>
-      <w:t>2026-08-26</w:t>
+      <w:t>2026-08-27</w:t>
       <w:br/>
       <w:br/>
     </w:r>

--- a/klagomål/S 3124-2023 FSC-klagomål.docx
+++ b/klagomål/S 3124-2023 FSC-klagomål.docx
@@ -817,7 +817,7 @@
     <w:r>
       <w:tab/>
       <w:tab/>
-      <w:t>2026-08-27</w:t>
+      <w:t>2026-08-28</w:t>
       <w:br/>
       <w:br/>
     </w:r>

--- a/klagomål/S 3124-2023 FSC-klagomål.docx
+++ b/klagomål/S 3124-2023 FSC-klagomål.docx
@@ -817,7 +817,7 @@
     <w:r>
       <w:tab/>
       <w:tab/>
-      <w:t>2026-08-28</w:t>
+      <w:t>2026-08-29</w:t>
       <w:br/>
       <w:br/>
     </w:r>

--- a/klagomål/S 3124-2023 FSC-klagomål.docx
+++ b/klagomål/S 3124-2023 FSC-klagomål.docx
@@ -817,7 +817,7 @@
     <w:r>
       <w:tab/>
       <w:tab/>
-      <w:t>2026-08-29</w:t>
+      <w:t>2026-08-31</w:t>
       <w:br/>
       <w:br/>
     </w:r>

--- a/klagomål/S 3124-2023 FSC-klagomål.docx
+++ b/klagomål/S 3124-2023 FSC-klagomål.docx
@@ -817,7 +817,7 @@
     <w:r>
       <w:tab/>
       <w:tab/>
-      <w:t>2026-08-31</w:t>
+      <w:t>2026-09-01</w:t>
       <w:br/>
       <w:br/>
     </w:r>

--- a/klagomål/S 3124-2023 FSC-klagomål.docx
+++ b/klagomål/S 3124-2023 FSC-klagomål.docx
@@ -817,7 +817,7 @@
     <w:r>
       <w:tab/>
       <w:tab/>
-      <w:t>2026-09-01</w:t>
+      <w:t>2026-09-02</w:t>
       <w:br/>
       <w:br/>
     </w:r>

--- a/klagomål/S 3124-2023 FSC-klagomål.docx
+++ b/klagomål/S 3124-2023 FSC-klagomål.docx
@@ -817,7 +817,7 @@
     <w:r>
       <w:tab/>
       <w:tab/>
-      <w:t>2026-09-02</w:t>
+      <w:t>2026-09-03</w:t>
       <w:br/>
       <w:br/>
     </w:r>

--- a/klagomål/S 3124-2023 FSC-klagomål.docx
+++ b/klagomål/S 3124-2023 FSC-klagomål.docx
@@ -817,7 +817,7 @@
     <w:r>
       <w:tab/>
       <w:tab/>
-      <w:t>2026-09-03</w:t>
+      <w:t>2026-09-04</w:t>
       <w:br/>
       <w:br/>
     </w:r>

--- a/klagomål/S 3124-2023 FSC-klagomål.docx
+++ b/klagomål/S 3124-2023 FSC-klagomål.docx
@@ -817,7 +817,7 @@
     <w:r>
       <w:tab/>
       <w:tab/>
-      <w:t>2026-09-04</w:t>
+      <w:t>2026-09-05</w:t>
       <w:br/>
       <w:br/>
     </w:r>

--- a/klagomål/S 3124-2023 FSC-klagomål.docx
+++ b/klagomål/S 3124-2023 FSC-klagomål.docx
@@ -817,7 +817,7 @@
     <w:r>
       <w:tab/>
       <w:tab/>
-      <w:t>2026-09-05</w:t>
+      <w:t>2026-09-06</w:t>
       <w:br/>
       <w:br/>
     </w:r>

--- a/klagomål/S 3124-2023 FSC-klagomål.docx
+++ b/klagomål/S 3124-2023 FSC-klagomål.docx
@@ -817,7 +817,7 @@
     <w:r>
       <w:tab/>
       <w:tab/>
-      <w:t>2026-09-06</w:t>
+      <w:t>2026-09-07</w:t>
       <w:br/>
       <w:br/>
     </w:r>

--- a/klagomål/S 3124-2023 FSC-klagomål.docx
+++ b/klagomål/S 3124-2023 FSC-klagomål.docx
@@ -817,7 +817,7 @@
     <w:r>
       <w:tab/>
       <w:tab/>
-      <w:t>2026-09-07</w:t>
+      <w:t>2026-09-08</w:t>
       <w:br/>
       <w:br/>
     </w:r>

--- a/klagomål/S 3124-2023 FSC-klagomål.docx
+++ b/klagomål/S 3124-2023 FSC-klagomål.docx
@@ -817,7 +817,7 @@
     <w:r>
       <w:tab/>
       <w:tab/>
-      <w:t>2026-09-08</w:t>
+      <w:t>2026-09-09</w:t>
       <w:br/>
       <w:br/>
     </w:r>

--- a/klagomål/S 3124-2023 FSC-klagomål.docx
+++ b/klagomål/S 3124-2023 FSC-klagomål.docx
@@ -817,7 +817,7 @@
     <w:r>
       <w:tab/>
       <w:tab/>
-      <w:t>2026-09-09</w:t>
+      <w:t>2026-09-10</w:t>
       <w:br/>
       <w:br/>
     </w:r>

--- a/klagomål/S 3124-2023 FSC-klagomål.docx
+++ b/klagomål/S 3124-2023 FSC-klagomål.docx
@@ -817,7 +817,7 @@
     <w:r>
       <w:tab/>
       <w:tab/>
-      <w:t>2026-09-10</w:t>
+      <w:t>2026-09-11</w:t>
       <w:br/>
       <w:br/>
     </w:r>

--- a/klagomål/S 3124-2023 FSC-klagomål.docx
+++ b/klagomål/S 3124-2023 FSC-klagomål.docx
@@ -817,7 +817,7 @@
     <w:r>
       <w:tab/>
       <w:tab/>
-      <w:t>2026-09-11</w:t>
+      <w:t>2026-09-12</w:t>
       <w:br/>
       <w:br/>
     </w:r>
